--- a/40_AWS/04_修正依頼/20260310_AWS_改修指示書_No17_ギフト決済S3保存.docx
+++ b/40_AWS/04_修正依頼/20260310_AWS_改修指示書_No17_ギフト決済S3保存.docx
@@ -596,7 +596,7 @@
     </w:tbl>
     <w:p>
       <w:pPr>
-        <w:spacing w:before="1400" w:after="0"/>
+        <w:spacing w:before="800" w:after="0"/>
         <w:jc w:val="center"/>
       </w:pPr>
       <w:r>
